--- a/cv/Lebenslauf_Software_Engineer_DE_Iheb_Meftah.docx
+++ b/cv/Lebenslauf_Software_Engineer_DE_Iheb_Meftah.docx
@@ -106,11 +106,14 @@
           <w:t>ihebmeftah666@gmail.com</w:t>
         </w:r>
       </w:hyperlink>
-    </w:p>
-    <w:p>
-      <w:pPr>
-        <w:spacing w:before="0" w:after="0" w:line="240" w:lineRule="auto"/>
-      </w:pPr>
+      <w:r>
+        <w:rPr>
+          <w:rFonts w:ascii="Calibri" w:hAnsi="Calibri" w:eastAsia="Calibri"/>
+          <w:b w:val="0"/>
+          <w:sz w:val="22"/>
+        </w:rPr>
+        <w:t xml:space="preserve">    </w:t>
+      </w:r>
       <w:r>
         <w:rPr>
           <w:rFonts w:ascii="Calibri" w:hAnsi="Calibri" w:eastAsia="Calibri"/>
@@ -130,28 +133,7 @@
     </w:p>
     <w:p>
       <w:pPr>
-        <w:spacing w:before="0" w:after="0" w:line="240" w:lineRule="auto"/>
-      </w:pPr>
-      <w:r>
-        <w:rPr>
-          <w:rFonts w:ascii="Calibri" w:hAnsi="Calibri" w:eastAsia="Calibri"/>
-          <w:b/>
-          <w:sz w:val="22"/>
-        </w:rPr>
-        <w:t xml:space="preserve">Wohnort: </w:t>
-      </w:r>
-      <w:r>
-        <w:rPr>
-          <w:rFonts w:ascii="Calibri" w:hAnsi="Calibri" w:eastAsia="Calibri"/>
-          <w:b w:val="0"/>
-          <w:sz w:val="22"/>
-        </w:rPr>
-        <w:t>Kirchhain, Deutschland</w:t>
-      </w:r>
-    </w:p>
-    <w:p>
-      <w:pPr>
-        <w:spacing w:before="0" w:after="0" w:line="240" w:lineRule="auto"/>
+        <w:spacing w:before="0" w:after="40" w:line="240" w:lineRule="auto"/>
       </w:pPr>
       <w:r>
         <w:rPr>
@@ -172,11 +154,14 @@
           <w:t>linkedin.com/in/ihebmeftah666</w:t>
         </w:r>
       </w:hyperlink>
-    </w:p>
-    <w:p>
-      <w:pPr>
-        <w:spacing w:before="0" w:after="0" w:line="240" w:lineRule="auto"/>
-      </w:pPr>
+      <w:r>
+        <w:rPr>
+          <w:rFonts w:ascii="Calibri" w:hAnsi="Calibri" w:eastAsia="Calibri"/>
+          <w:b w:val="0"/>
+          <w:sz w:val="22"/>
+        </w:rPr>
+        <w:t xml:space="preserve">    </w:t>
+      </w:r>
       <w:r>
         <w:rPr>
           <w:rFonts w:ascii="Calibri" w:hAnsi="Calibri" w:eastAsia="Calibri"/>
@@ -196,11 +181,14 @@
           <w:t>github.com/ihebmeftah</w:t>
         </w:r>
       </w:hyperlink>
-    </w:p>
-    <w:p>
-      <w:pPr>
-        <w:spacing w:before="0" w:after="0" w:line="240" w:lineRule="auto"/>
-      </w:pPr>
+      <w:r>
+        <w:rPr>
+          <w:rFonts w:ascii="Calibri" w:hAnsi="Calibri" w:eastAsia="Calibri"/>
+          <w:b w:val="0"/>
+          <w:sz w:val="22"/>
+        </w:rPr>
+        <w:t xml:space="preserve">    </w:t>
+      </w:r>
       <w:r>
         <w:rPr>
           <w:rFonts w:ascii="Calibri" w:hAnsi="Calibri" w:eastAsia="Calibri"/>
@@ -242,7 +230,7 @@
           <w:b w:val="0"/>
           <w:sz w:val="22"/>
         </w:rPr>
-        <w:t>Softwareentwickler in Kirchhain. Schwerpunkt sind mobile Produkte und ihre Anbindung an Backend-Dienste. Seit Juni 2022 Team Lead bei EdTrust für vier produktive Anwendungen für Lehrkräfte, Schüler, Eltern und Schulverwaltung. Liefert Funktionen über REST und Firebase, inklusive Offline-Synchronisation, Echtzeitdaten, Authentifizierung und CI/CD. Weitere Praxis: TypeScript (NestJS, Express, Angular, Ionic), PostgreSQL, MongoDB und Serverpod.</w:t>
+        <w:t>Softwareentwickler in Deutschland, auf der Suche nach einer neuen Position und einem neuen Beitrag im Produktteam. Ich entwerfe mobile Produkte und die Dienste dahinter, mit Java, Systemdesign, Flutter und REST. Bei EdTrust habe ich EdTeacher, EdManager, EdStudent und EdParent geleitet.</w:t>
       </w:r>
     </w:p>
     <w:p>
@@ -266,7 +254,7 @@
           <w:b/>
           <w:sz w:val="24"/>
         </w:rPr>
-        <w:t>Mobile Team Lead</w:t>
+        <w:t>Flutter Lead (Vollzeit)</w:t>
       </w:r>
       <w:r>
         <w:rPr>
@@ -282,7 +270,7 @@
           <w:b w:val="0"/>
           <w:sz w:val="22"/>
         </w:rPr>
-        <w:t>Juni 2022 – heute</w:t>
+        <w:t>Juli 2024 – heute</w:t>
       </w:r>
     </w:p>
     <w:p>
@@ -309,7 +297,119 @@
           <w:b w:val="0"/>
           <w:sz w:val="22"/>
         </w:rPr>
-        <w:t>Leitet die Auslieferung von vier produktiven Anwendungen für Lehrkräfte, Schüler, Eltern und die Schulverwaltung. Architektur definiert, Firebase und externe APIs angebunden und CI/CD aufgesetzt, damit Client-Funktionen zuverlässig gegen die Backend-Dienste ausgeliefert werden.</w:t>
+        <w:t>Flutter Lead in Vollzeit, hybrid, für EdTeacher, EdManager, EdStudent und EdParent. Die Anwendungen nutzen Tausende Lehrkräfte, Schüler, Schulverwalter und Eltern. Verantwortet Systemdesign und die Anwendungsarchitektur, bindet Firebase und externe APIs an und setzt CI/CD auf, damit Funktionen für iOS und Android ausgeliefert werden.</w:t>
+      </w:r>
+    </w:p>
+    <w:p>
+      <w:pPr>
+        <w:spacing w:before="160" w:after="0" w:line="252" w:lineRule="auto"/>
+      </w:pPr>
+      <w:r>
+        <w:rPr>
+          <w:rFonts w:ascii="Calibri" w:hAnsi="Calibri" w:eastAsia="Calibri"/>
+          <w:b/>
+          <w:sz w:val="24"/>
+        </w:rPr>
+        <w:t>Flutter-Entwickler (Teilzeit)</w:t>
+      </w:r>
+      <w:r>
+        <w:rPr>
+          <w:rFonts w:ascii="Calibri" w:hAnsi="Calibri" w:eastAsia="Calibri"/>
+          <w:b w:val="0"/>
+          <w:sz w:val="24"/>
+        </w:rPr>
+        <w:t xml:space="preserve">  |  </w:t>
+      </w:r>
+      <w:r>
+        <w:rPr>
+          <w:rFonts w:ascii="Calibri" w:hAnsi="Calibri" w:eastAsia="Calibri"/>
+          <w:b w:val="0"/>
+          <w:sz w:val="22"/>
+        </w:rPr>
+        <w:t>September 2022 – Juli 2024</w:t>
+      </w:r>
+    </w:p>
+    <w:p>
+      <w:pPr>
+        <w:spacing w:before="0" w:after="20" w:line="252" w:lineRule="auto"/>
+      </w:pPr>
+      <w:r>
+        <w:rPr>
+          <w:rFonts w:ascii="Calibri" w:hAnsi="Calibri" w:eastAsia="Calibri"/>
+          <w:b w:val="0"/>
+          <w:color w:val="3F3F3F"/>
+          <w:sz w:val="22"/>
+        </w:rPr>
+        <w:t>EdTrust, Tunis</w:t>
+      </w:r>
+    </w:p>
+    <w:p>
+      <w:pPr>
+        <w:spacing w:before="20" w:after="40" w:line="252" w:lineRule="auto"/>
+      </w:pPr>
+      <w:r>
+        <w:rPr>
+          <w:rFonts w:ascii="Calibri" w:hAnsi="Calibri" w:eastAsia="Calibri"/>
+          <w:b w:val="0"/>
+          <w:sz w:val="22"/>
+        </w:rPr>
+        <w:t>Flutter-Entwickler in Teilzeit, remote, für dieselben Anwendungen. Funktionen über REST und Firebase geliefert und die Architektur für Releases auf iOS und Android unterstützt.</w:t>
+      </w:r>
+    </w:p>
+    <w:p>
+      <w:pPr>
+        <w:spacing w:before="160" w:after="0" w:line="252" w:lineRule="auto"/>
+      </w:pPr>
+      <w:r>
+        <w:rPr>
+          <w:rFonts w:ascii="Calibri" w:hAnsi="Calibri" w:eastAsia="Calibri"/>
+          <w:b/>
+          <w:sz w:val="24"/>
+        </w:rPr>
+        <w:t>Flutter-Praktikant</w:t>
+      </w:r>
+      <w:r>
+        <w:rPr>
+          <w:rFonts w:ascii="Calibri" w:hAnsi="Calibri" w:eastAsia="Calibri"/>
+          <w:b w:val="0"/>
+          <w:sz w:val="24"/>
+        </w:rPr>
+        <w:t xml:space="preserve">  |  </w:t>
+      </w:r>
+      <w:r>
+        <w:rPr>
+          <w:rFonts w:ascii="Calibri" w:hAnsi="Calibri" w:eastAsia="Calibri"/>
+          <w:b w:val="0"/>
+          <w:sz w:val="22"/>
+        </w:rPr>
+        <w:t>Juni 2022 – August 2022</w:t>
+      </w:r>
+    </w:p>
+    <w:p>
+      <w:pPr>
+        <w:spacing w:before="0" w:after="20" w:line="252" w:lineRule="auto"/>
+      </w:pPr>
+      <w:r>
+        <w:rPr>
+          <w:rFonts w:ascii="Calibri" w:hAnsi="Calibri" w:eastAsia="Calibri"/>
+          <w:b w:val="0"/>
+          <w:color w:val="3F3F3F"/>
+          <w:sz w:val="22"/>
+        </w:rPr>
+        <w:t>EdTrust, Tunis</w:t>
+      </w:r>
+    </w:p>
+    <w:p>
+      <w:pPr>
+        <w:spacing w:before="20" w:after="40" w:line="252" w:lineRule="auto"/>
+      </w:pPr>
+      <w:r>
+        <w:rPr>
+          <w:rFonts w:ascii="Calibri" w:hAnsi="Calibri" w:eastAsia="Calibri"/>
+          <w:b w:val="0"/>
+          <w:sz w:val="22"/>
+        </w:rPr>
+        <w:t>Flutter-Entwickler im Praktikum. An produktiven Anwendungen für Lehrkräfte, Schüler, Eltern und die Schulverwaltung mitgearbeitet.</w:t>
       </w:r>
     </w:p>
     <w:p>
@@ -547,34 +647,28 @@
     </w:p>
     <w:p>
       <w:pPr>
-        <w:spacing w:before="120" w:after="0" w:line="252" w:lineRule="auto"/>
+        <w:spacing w:before="120" w:after="40" w:line="252" w:lineRule="auto"/>
       </w:pPr>
-      <w:r>
-        <w:rPr>
-          <w:rFonts w:ascii="Calibri" w:hAnsi="Calibri" w:eastAsia="Calibri"/>
-          <w:b/>
-          <w:sz w:val="24"/>
-        </w:rPr>
-        <w:t>Sip &amp; Sync POS</w:t>
-      </w:r>
-    </w:p>
-    <w:p>
-      <w:pPr>
-        <w:spacing w:before="0" w:after="0" w:line="252" w:lineRule="auto"/>
-      </w:pPr>
+      <w:hyperlink r:id="rId14">
+        <w:r>
+          <w:rPr>
+            <w:color w:val="0B3A82"/>
+            <w:u w:val="single"/>
+            <w:sz w:val="24"/>
+            <w:rFonts w:ascii="Calibri" w:hAnsi="Calibri"/>
+            <w:b/>
+          </w:rPr>
+          <w:t>Sip &amp; Sync POS</w:t>
+        </w:r>
+      </w:hyperlink>
       <w:r>
         <w:rPr>
           <w:rFonts w:ascii="Calibri" w:hAnsi="Calibri" w:eastAsia="Calibri"/>
           <w:b w:val="0"/>
           <w:sz w:val="22"/>
         </w:rPr>
-        <w:t>Flutter-Client mit Serverpod-Backend. Café-Betrieb an mehreren Standorten, Echtzeit-Bestellungen und Bestände. Serverpod Flutter Hackathon (Devpost).</w:t>
+        <w:t xml:space="preserve"> — </w:t>
       </w:r>
-    </w:p>
-    <w:p>
-      <w:pPr>
-        <w:spacing w:before="0" w:after="20" w:line="252" w:lineRule="auto"/>
-      </w:pPr>
       <w:hyperlink r:id="rId14">
         <w:r>
           <w:rPr>
@@ -583,40 +677,34 @@
             <w:sz w:val="22"/>
             <w:rFonts w:ascii="Calibri" w:hAnsi="Calibri"/>
           </w:rPr>
-          <w:t>github.com/ihebmeftah/sip_sync</w:t>
+          <w:t>Flutter-Client mit Serverpod-Backend. Café-Betrieb an mehreren Standorten, Echtzeit-Bestellungen und Bestände. Serverpod Flutter Hackathon (Devpost).</w:t>
         </w:r>
       </w:hyperlink>
     </w:p>
     <w:p>
       <w:pPr>
-        <w:spacing w:before="120" w:after="0" w:line="252" w:lineRule="auto"/>
+        <w:spacing w:before="120" w:after="40" w:line="252" w:lineRule="auto"/>
       </w:pPr>
-      <w:r>
-        <w:rPr>
-          <w:rFonts w:ascii="Calibri" w:hAnsi="Calibri" w:eastAsia="Calibri"/>
-          <w:b/>
-          <w:sz w:val="24"/>
-        </w:rPr>
-        <w:t>GraphQL-API</w:t>
-      </w:r>
-    </w:p>
-    <w:p>
-      <w:pPr>
-        <w:spacing w:before="0" w:after="0" w:line="252" w:lineRule="auto"/>
-      </w:pPr>
+      <w:hyperlink r:id="rId15">
+        <w:r>
+          <w:rPr>
+            <w:color w:val="0B3A82"/>
+            <w:u w:val="single"/>
+            <w:sz w:val="24"/>
+            <w:rFonts w:ascii="Calibri" w:hAnsi="Calibri"/>
+            <w:b/>
+          </w:rPr>
+          <w:t>GraphQL-API</w:t>
+        </w:r>
+      </w:hyperlink>
       <w:r>
         <w:rPr>
           <w:rFonts w:ascii="Calibri" w:hAnsi="Calibri" w:eastAsia="Calibri"/>
           <w:b w:val="0"/>
           <w:sz w:val="22"/>
         </w:rPr>
-        <w:t>TypeScript-Dienst mit NestJS und GraphQL.</w:t>
+        <w:t xml:space="preserve"> — </w:t>
       </w:r>
-    </w:p>
-    <w:p>
-      <w:pPr>
-        <w:spacing w:before="0" w:after="20" w:line="252" w:lineRule="auto"/>
-      </w:pPr>
       <w:hyperlink r:id="rId15">
         <w:r>
           <w:rPr>
@@ -625,40 +713,34 @@
             <w:sz w:val="22"/>
             <w:rFonts w:ascii="Calibri" w:hAnsi="Calibri"/>
           </w:rPr>
-          <w:t>github.com/ihebmeftah/nest_graphql</w:t>
+          <w:t>TypeScript-Dienst mit NestJS und GraphQL.</w:t>
         </w:r>
       </w:hyperlink>
     </w:p>
     <w:p>
       <w:pPr>
-        <w:spacing w:before="120" w:after="0" w:line="252" w:lineRule="auto"/>
+        <w:spacing w:before="120" w:after="40" w:line="252" w:lineRule="auto"/>
       </w:pPr>
-      <w:r>
-        <w:rPr>
-          <w:rFonts w:ascii="Calibri" w:hAnsi="Calibri" w:eastAsia="Calibri"/>
-          <w:b/>
-          <w:sz w:val="24"/>
-        </w:rPr>
-        <w:t>E-Commerce-Anwendung</w:t>
-      </w:r>
-    </w:p>
-    <w:p>
-      <w:pPr>
-        <w:spacing w:before="0" w:after="0" w:line="252" w:lineRule="auto"/>
-      </w:pPr>
+      <w:hyperlink r:id="rId16">
+        <w:r>
+          <w:rPr>
+            <w:color w:val="0B3A82"/>
+            <w:u w:val="single"/>
+            <w:sz w:val="24"/>
+            <w:rFonts w:ascii="Calibri" w:hAnsi="Calibri"/>
+            <w:b/>
+          </w:rPr>
+          <w:t>E-Commerce-Anwendung</w:t>
+        </w:r>
+      </w:hyperlink>
       <w:r>
         <w:rPr>
           <w:rFonts w:ascii="Calibri" w:hAnsi="Calibri" w:eastAsia="Calibri"/>
           <w:b w:val="0"/>
           <w:sz w:val="22"/>
         </w:rPr>
-        <w:t>Flutter, GetX, Firebase und MVC für Mobile und Web.</w:t>
+        <w:t xml:space="preserve"> — </w:t>
       </w:r>
-    </w:p>
-    <w:p>
-      <w:pPr>
-        <w:spacing w:before="0" w:after="20" w:line="252" w:lineRule="auto"/>
-      </w:pPr>
       <w:hyperlink r:id="rId16">
         <w:r>
           <w:rPr>
@@ -667,40 +749,34 @@
             <w:sz w:val="22"/>
             <w:rFonts w:ascii="Calibri" w:hAnsi="Calibri"/>
           </w:rPr>
-          <w:t>github.com/ihebmeftah/E-commerce-Full-App-Web-Getx---Firebase-Mvc</w:t>
+          <w:t>Flutter, GetX, Firebase und MVC für Mobile und Web.</w:t>
         </w:r>
       </w:hyperlink>
     </w:p>
     <w:p>
       <w:pPr>
-        <w:spacing w:before="120" w:after="0" w:line="252" w:lineRule="auto"/>
+        <w:spacing w:before="120" w:after="40" w:line="252" w:lineRule="auto"/>
       </w:pPr>
-      <w:r>
-        <w:rPr>
-          <w:rFonts w:ascii="Calibri" w:hAnsi="Calibri" w:eastAsia="Calibri"/>
-          <w:b/>
-          <w:sz w:val="24"/>
-        </w:rPr>
-        <w:t>Film-Anwendungen</w:t>
-      </w:r>
-    </w:p>
-    <w:p>
-      <w:pPr>
-        <w:spacing w:before="0" w:after="0" w:line="252" w:lineRule="auto"/>
-      </w:pPr>
+      <w:hyperlink r:id="rId17">
+        <w:r>
+          <w:rPr>
+            <w:color w:val="0B3A82"/>
+            <w:u w:val="single"/>
+            <w:sz w:val="24"/>
+            <w:rFonts w:ascii="Calibri" w:hAnsi="Calibri"/>
+            <w:b/>
+          </w:rPr>
+          <w:t>Film-Anwendungen</w:t>
+        </w:r>
+      </w:hyperlink>
       <w:r>
         <w:rPr>
           <w:rFonts w:ascii="Calibri" w:hAnsi="Calibri" w:eastAsia="Calibri"/>
           <w:b w:val="0"/>
           <w:sz w:val="22"/>
         </w:rPr>
-        <w:t>Client in Ionic/TypeScript und nativer SwiftUI-Client zur selben Produktidee.</w:t>
+        <w:t xml:space="preserve"> — </w:t>
       </w:r>
-    </w:p>
-    <w:p>
-      <w:pPr>
-        <w:spacing w:before="0" w:after="20" w:line="252" w:lineRule="auto"/>
-      </w:pPr>
       <w:hyperlink r:id="rId17">
         <w:r>
           <w:rPr>
@@ -709,7 +785,7 @@
             <w:sz w:val="22"/>
             <w:rFonts w:ascii="Calibri" w:hAnsi="Calibri"/>
           </w:rPr>
-          <w:t>github.com/ihebmeftah/movieapp_ios_swiftui</w:t>
+          <w:t>Client in Ionic/TypeScript und nativer SwiftUI-Client zur selben Produktidee.</w:t>
         </w:r>
       </w:hyperlink>
     </w:p>
@@ -742,7 +818,28 @@
           <w:b w:val="0"/>
           <w:sz w:val="22"/>
         </w:rPr>
-        <w:t>Dart, TypeScript, JavaScript, Flutter, Ionic, iOS, Android</w:t>
+        <w:t>Java, Dart, TypeScript, JavaScript, Flutter, Ionic, iOS, Android</w:t>
+      </w:r>
+    </w:p>
+    <w:p>
+      <w:pPr>
+        <w:spacing w:before="20" w:after="20" w:line="252" w:lineRule="auto"/>
+      </w:pPr>
+      <w:r>
+        <w:rPr>
+          <w:rFonts w:ascii="Calibri" w:hAnsi="Calibri" w:eastAsia="Calibri"/>
+          <w:b/>
+          <w:sz w:val="22"/>
+        </w:rPr>
+        <w:t xml:space="preserve">Architektur: </w:t>
+      </w:r>
+      <w:r>
+        <w:rPr>
+          <w:rFonts w:ascii="Calibri" w:hAnsi="Calibri" w:eastAsia="Calibri"/>
+          <w:b w:val="0"/>
+          <w:sz w:val="22"/>
+        </w:rPr>
+        <w:t>Systemdesign, Softwarearchitektur, API-Design</w:t>
       </w:r>
     </w:p>
     <w:p>
